--- a/Coding 1 - year/Unit 5 - Functions and Modularity/Daily Lesson Plans/Word/Day 120.docx
+++ b/Coding 1 - year/Unit 5 - Functions and Modularity/Daily Lesson Plans/Word/Day 120.docx
@@ -50,12 +50,15 @@
               </w:rPr>
               <w:t xml:space="preserve">Coding I — Full Year</w:t>
             </w:r>
-          </w:p>
-          <w:p>
-            <w:pPr>
-              <w:spacing w:before="40"/>
-              <w:jc w:val="center"/>
-            </w:pPr>
+            <w:r>
+              <w:rPr>
+                <w:rFonts w:ascii="Arial" w:cs="Arial" w:eastAsia="Arial" w:hAnsi="Arial"/>
+                <w:sz w:val="16"/>
+                <w:szCs w:val="16"/>
+              </w:rPr>
+              <w:br/>
+              <w:t xml:space="preserve"/>
+            </w:r>
             <w:r>
               <w:rPr>
                 <w:rFonts w:ascii="Arial" w:cs="Arial" w:eastAsia="Arial" w:hAnsi="Arial"/>
@@ -83,7 +86,7 @@
           <w:rFonts w:ascii="Arial" w:cs="Arial" w:eastAsia="Arial" w:hAnsi="Arial"/>
           <w:b/>
           <w:bCs/>
-          <w:color w:val="1F3864"/>
+          <w:color w:val="2B5797"/>
           <w:sz w:val="32"/>
           <w:szCs w:val="32"/>
         </w:rPr>
@@ -261,9 +264,9 @@
               <w:right w:val="single" w:color="CCCCCC" w:sz="1"/>
             </w:tcBorders>
             <w:tcMar>
-              <w:top w:type="dxa" w:w="60"/>
+              <w:top w:type="dxa" w:w="80"/>
               <w:left w:type="dxa" w:w="120"/>
-              <w:bottom w:type="dxa" w:w="60"/>
+              <w:bottom w:type="dxa" w:w="80"/>
               <w:right w:type="dxa" w:w="120"/>
             </w:tcMar>
           </w:tcPr>
@@ -290,20 +293,147 @@
               <w:right w:val="single" w:color="CCCCCC" w:sz="1"/>
             </w:tcBorders>
             <w:tcMar>
-              <w:top w:type="dxa" w:w="60"/>
+              <w:top w:type="dxa" w:w="80"/>
               <w:left w:type="dxa" w:w="120"/>
-              <w:bottom w:type="dxa" w:w="60"/>
+              <w:bottom w:type="dxa" w:w="80"/>
               <w:right w:type="dxa" w:w="120"/>
             </w:tcMar>
           </w:tcPr>
           <w:p>
-            <w:r>
-              <w:rPr>
-                <w:rFonts w:ascii="Arial" w:cs="Arial" w:eastAsia="Arial" w:hAnsi="Arial"/>
-                <w:sz w:val="20"/>
-                <w:szCs w:val="20"/>
+            <w:pPr>
+              <w:spacing w:after="80" w:before="80"/>
+            </w:pPr>
+            <w:r>
+              <w:rPr>
+                <w:rFonts w:ascii="Arial" w:cs="Arial" w:eastAsia="Arial" w:hAnsi="Arial"/>
+                <w:b/>
+                <w:bCs/>
+                <w:i w:val="false"/>
+                <w:iCs w:val="false"/>
+                <w:color w:val="000000"/>
+                <w:sz w:val="22"/>
+                <w:szCs w:val="22"/>
               </w:rPr>
               <w:t xml:space="preserve">Bell Ringer / Review</w:t>
+            </w:r>
+            <w:r>
+              <w:rPr>
+                <w:rFonts w:ascii="Arial" w:cs="Arial" w:eastAsia="Arial" w:hAnsi="Arial"/>
+                <w:sz w:val="20"/>
+                <w:szCs w:val="20"/>
+              </w:rPr>
+              <w:br/>
+              <w:t xml:space="preserve"/>
+            </w:r>
+            <w:r>
+              <w:rPr>
+                <w:rFonts w:ascii="Arial" w:cs="Arial" w:eastAsia="Arial" w:hAnsi="Arial"/>
+                <w:sz w:val="20"/>
+                <w:szCs w:val="20"/>
+              </w:rPr>
+              <w:br/>
+              <w:t xml:space="preserve"/>
+            </w:r>
+            <w:r>
+              <w:rPr>
+                <w:rFonts w:ascii="Arial" w:cs="Arial" w:eastAsia="Arial" w:hAnsi="Arial"/>
+                <w:b/>
+                <w:bCs/>
+                <w:i w:val="false"/>
+                <w:iCs w:val="false"/>
+                <w:color w:val="000000"/>
+                <w:sz w:val="20"/>
+                <w:szCs w:val="20"/>
+              </w:rPr>
+              <w:t xml:space="preserve">Quick Write </w:t>
+            </w:r>
+            <w:r>
+              <w:rPr>
+                <w:rFonts w:ascii="Arial" w:cs="Arial" w:eastAsia="Arial" w:hAnsi="Arial"/>
+                <w:b w:val="false"/>
+                <w:bCs w:val="false"/>
+                <w:i w:val="false"/>
+                <w:iCs w:val="false"/>
+                <w:color w:val="000000"/>
+                <w:sz w:val="20"/>
+                <w:szCs w:val="20"/>
+              </w:rPr>
+              <w:t xml:space="preserve">(3 min — written or verbal):</w:t>
+            </w:r>
+            <w:r>
+              <w:rPr>
+                <w:rFonts w:ascii="Arial" w:cs="Arial" w:eastAsia="Arial" w:hAnsi="Arial"/>
+                <w:sz w:val="20"/>
+                <w:szCs w:val="20"/>
+              </w:rPr>
+              <w:br/>
+              <w:t xml:space="preserve"/>
+            </w:r>
+            <w:r>
+              <w:rPr>
+                <w:rFonts w:ascii="Arial" w:cs="Arial" w:eastAsia="Arial" w:hAnsi="Arial"/>
+                <w:b w:val="false"/>
+                <w:bCs w:val="false"/>
+                <w:i w:val="false"/>
+                <w:iCs w:val="false"/>
+                <w:color w:val="000000"/>
+                <w:sz w:val="20"/>
+                <w:szCs w:val="20"/>
+              </w:rPr>
+              <w:t xml:space="preserve">    In your own words: Reflect on my learning, understand assessment feedback, and consider my progress halfway through the course?</w:t>
+            </w:r>
+            <w:r>
+              <w:rPr>
+                <w:rFonts w:ascii="Arial" w:cs="Arial" w:eastAsia="Arial" w:hAnsi="Arial"/>
+                <w:sz w:val="20"/>
+                <w:szCs w:val="20"/>
+              </w:rPr>
+              <w:br/>
+              <w:t xml:space="preserve"/>
+            </w:r>
+            <w:r>
+              <w:rPr>
+                <w:rFonts w:ascii="Arial" w:cs="Arial" w:eastAsia="Arial" w:hAnsi="Arial"/>
+                <w:sz w:val="20"/>
+                <w:szCs w:val="20"/>
+              </w:rPr>
+              <w:br/>
+              <w:t xml:space="preserve"/>
+            </w:r>
+            <w:r>
+              <w:rPr>
+                <w:rFonts w:ascii="Arial" w:cs="Arial" w:eastAsia="Arial" w:hAnsi="Arial"/>
+                <w:b w:val="false"/>
+                <w:bCs w:val="false"/>
+                <w:i/>
+                <w:iCs/>
+                <w:color w:val="444444"/>
+                <w:sz w:val="20"/>
+                <w:szCs w:val="20"/>
+              </w:rPr>
+              <w:t xml:space="preserve">Today's Goal: By the end of class you will be able to reflect on my learning, understand assessment feedback, and consider my progress halfway through the course.</w:t>
+            </w:r>
+            <w:r>
+              <w:rPr>
+                <w:rFonts w:ascii="Arial" w:cs="Arial" w:eastAsia="Arial" w:hAnsi="Arial"/>
+                <w:sz w:val="20"/>
+                <w:szCs w:val="20"/>
+              </w:rPr>
+              <w:br/>
+              <w:t xml:space="preserve"/>
+            </w:r>
+            <w:r>
+              <w:rPr>
+                <w:rFonts w:ascii="Arial" w:cs="Arial" w:eastAsia="Arial" w:hAnsi="Arial"/>
+                <w:b w:val="false"/>
+                <w:bCs w:val="false"/>
+                <w:i/>
+                <w:iCs/>
+                <w:color w:val="555555"/>
+                <w:sz w:val="20"/>
+                <w:szCs w:val="20"/>
+              </w:rPr>
+              <w:t xml:space="preserve">→ Pair-share your response, then 2–3 students share with the class.</w:t>
             </w:r>
           </w:p>
         </w:tc>
@@ -319,9 +449,9 @@
               <w:right w:val="single" w:color="CCCCCC" w:sz="1"/>
             </w:tcBorders>
             <w:tcMar>
-              <w:top w:type="dxa" w:w="60"/>
+              <w:top w:type="dxa" w:w="80"/>
               <w:left w:type="dxa" w:w="120"/>
-              <w:bottom w:type="dxa" w:w="60"/>
+              <w:bottom w:type="dxa" w:w="80"/>
               <w:right w:type="dxa" w:w="120"/>
             </w:tcMar>
           </w:tcPr>
@@ -348,20 +478,164 @@
               <w:right w:val="single" w:color="CCCCCC" w:sz="1"/>
             </w:tcBorders>
             <w:tcMar>
-              <w:top w:type="dxa" w:w="60"/>
+              <w:top w:type="dxa" w:w="80"/>
               <w:left w:type="dxa" w:w="120"/>
-              <w:bottom w:type="dxa" w:w="60"/>
+              <w:bottom w:type="dxa" w:w="80"/>
               <w:right w:type="dxa" w:w="120"/>
             </w:tcMar>
           </w:tcPr>
           <w:p>
-            <w:r>
-              <w:rPr>
-                <w:rFonts w:ascii="Arial" w:cs="Arial" w:eastAsia="Arial" w:hAnsi="Arial"/>
-                <w:sz w:val="20"/>
-                <w:szCs w:val="20"/>
-              </w:rPr>
-              <w:t xml:space="preserve">Mini Lesson: Assessment Review and Mid-Year Reflection</w:t>
+            <w:pPr>
+              <w:spacing w:after="80" w:before="80"/>
+            </w:pPr>
+            <w:r>
+              <w:rPr>
+                <w:rFonts w:ascii="Arial" w:cs="Arial" w:eastAsia="Arial" w:hAnsi="Arial"/>
+                <w:b/>
+                <w:bCs/>
+                <w:i w:val="false"/>
+                <w:iCs w:val="false"/>
+                <w:color w:val="000000"/>
+                <w:sz w:val="22"/>
+                <w:szCs w:val="22"/>
+              </w:rPr>
+              <w:t xml:space="preserve">Mini Lesson: </w:t>
+            </w:r>
+            <w:r>
+              <w:rPr>
+                <w:rFonts w:ascii="Arial" w:cs="Arial" w:eastAsia="Arial" w:hAnsi="Arial"/>
+                <w:b w:val="false"/>
+                <w:bCs w:val="false"/>
+                <w:i w:val="false"/>
+                <w:iCs w:val="false"/>
+                <w:color w:val="000000"/>
+                <w:sz w:val="22"/>
+                <w:szCs w:val="22"/>
+              </w:rPr>
+              <w:t xml:space="preserve">Assessment Review and Mid-Year Reflection</w:t>
+            </w:r>
+            <w:r>
+              <w:rPr>
+                <w:rFonts w:ascii="Arial" w:cs="Arial" w:eastAsia="Arial" w:hAnsi="Arial"/>
+                <w:sz w:val="20"/>
+                <w:szCs w:val="20"/>
+              </w:rPr>
+              <w:br/>
+              <w:t xml:space="preserve"/>
+            </w:r>
+            <w:r>
+              <w:rPr>
+                <w:rFonts w:ascii="Arial" w:cs="Arial" w:eastAsia="Arial" w:hAnsi="Arial"/>
+                <w:sz w:val="20"/>
+                <w:szCs w:val="20"/>
+              </w:rPr>
+              <w:br/>
+              <w:t xml:space="preserve"/>
+            </w:r>
+            <w:r>
+              <w:rPr>
+                <w:rFonts w:ascii="Arial" w:cs="Arial" w:eastAsia="Arial" w:hAnsi="Arial"/>
+                <w:b/>
+                <w:bCs/>
+                <w:i/>
+                <w:iCs/>
+                <w:color w:val="000000"/>
+                <w:sz w:val="20"/>
+                <w:szCs w:val="20"/>
+              </w:rPr>
+              <w:t xml:space="preserve">Learning Target: </w:t>
+            </w:r>
+            <w:r>
+              <w:rPr>
+                <w:rFonts w:ascii="Arial" w:cs="Arial" w:eastAsia="Arial" w:hAnsi="Arial"/>
+                <w:b w:val="false"/>
+                <w:bCs w:val="false"/>
+                <w:i/>
+                <w:iCs/>
+                <w:color w:val="333333"/>
+                <w:sz w:val="20"/>
+                <w:szCs w:val="20"/>
+              </w:rPr>
+              <w:t xml:space="preserve">I can reflect on my learning, understand assessment feedback, and consider my progress halfway through the course.</w:t>
+            </w:r>
+            <w:r>
+              <w:rPr>
+                <w:rFonts w:ascii="Arial" w:cs="Arial" w:eastAsia="Arial" w:hAnsi="Arial"/>
+                <w:sz w:val="20"/>
+                <w:szCs w:val="20"/>
+              </w:rPr>
+              <w:br/>
+              <w:t xml:space="preserve"/>
+            </w:r>
+            <w:r>
+              <w:rPr>
+                <w:rFonts w:ascii="Arial" w:cs="Arial" w:eastAsia="Arial" w:hAnsi="Arial"/>
+                <w:sz w:val="20"/>
+                <w:szCs w:val="20"/>
+              </w:rPr>
+              <w:br/>
+              <w:t xml:space="preserve"/>
+            </w:r>
+            <w:r>
+              <w:rPr>
+                <w:rFonts w:ascii="Arial" w:cs="Arial" w:eastAsia="Arial" w:hAnsi="Arial"/>
+                <w:b/>
+                <w:bCs/>
+                <w:i/>
+                <w:iCs/>
+                <w:color w:val="555555"/>
+                <w:sz w:val="20"/>
+                <w:szCs w:val="20"/>
+              </w:rPr>
+              <w:t xml:space="preserve">→ Live Demo — </w:t>
+            </w:r>
+            <w:r>
+              <w:rPr>
+                <w:rFonts w:ascii="Arial" w:cs="Arial" w:eastAsia="Arial" w:hAnsi="Arial"/>
+                <w:b w:val="false"/>
+                <w:bCs w:val="false"/>
+                <w:i/>
+                <w:iCs/>
+                <w:color w:val="555555"/>
+                <w:sz w:val="20"/>
+                <w:szCs w:val="20"/>
+              </w:rPr>
+              <w:t xml:space="preserve">type examples as students follow along in their own editor.</w:t>
+            </w:r>
+            <w:r>
+              <w:rPr>
+                <w:rFonts w:ascii="Arial" w:cs="Arial" w:eastAsia="Arial" w:hAnsi="Arial"/>
+                <w:sz w:val="20"/>
+                <w:szCs w:val="20"/>
+              </w:rPr>
+              <w:br/>
+              <w:t xml:space="preserve"/>
+            </w:r>
+            <w:r>
+              <w:rPr>
+                <w:rFonts w:ascii="Arial" w:cs="Arial" w:eastAsia="Arial" w:hAnsi="Arial"/>
+                <w:b/>
+                <w:bCs/>
+                <w:i/>
+                <w:iCs/>
+                <w:color w:val="555555"/>
+                <w:sz w:val="20"/>
+                <w:szCs w:val="20"/>
+              </w:rPr>
+              <w:t xml:space="preserve">→ Check for Understanding: </w:t>
+            </w:r>
+            <w:r>
+              <w:rPr>
+                <w:rFonts w:ascii="Arial" w:cs="Arial" w:eastAsia="Arial" w:hAnsi="Arial"/>
+                <w:b w:val="false"/>
+                <w:bCs w:val="false"/>
+                <w:i/>
+                <w:iCs/>
+                <w:color w:val="555555"/>
+                <w:sz w:val="20"/>
+                <w:szCs w:val="20"/>
+              </w:rPr>
+              <w:t xml:space="preserve">pause and cold-call: “Can someone explain what we just did in their own words?”</w:t>
             </w:r>
           </w:p>
         </w:tc>
@@ -377,9 +651,9 @@
               <w:right w:val="single" w:color="CCCCCC" w:sz="1"/>
             </w:tcBorders>
             <w:tcMar>
-              <w:top w:type="dxa" w:w="60"/>
+              <w:top w:type="dxa" w:w="80"/>
               <w:left w:type="dxa" w:w="120"/>
-              <w:bottom w:type="dxa" w:w="60"/>
+              <w:bottom w:type="dxa" w:w="80"/>
               <w:right w:type="dxa" w:w="120"/>
             </w:tcMar>
           </w:tcPr>
@@ -392,7 +666,7 @@
                 <w:sz w:val="20"/>
                 <w:szCs w:val="20"/>
               </w:rPr>
-              <w:t xml:space="preserve">15-20 min</w:t>
+              <w:t xml:space="preserve">15–20 min</w:t>
             </w:r>
           </w:p>
         </w:tc>
@@ -406,20 +680,81 @@
               <w:right w:val="single" w:color="CCCCCC" w:sz="1"/>
             </w:tcBorders>
             <w:tcMar>
-              <w:top w:type="dxa" w:w="60"/>
+              <w:top w:type="dxa" w:w="80"/>
               <w:left w:type="dxa" w:w="120"/>
-              <w:bottom w:type="dxa" w:w="60"/>
+              <w:bottom w:type="dxa" w:w="80"/>
               <w:right w:type="dxa" w:w="120"/>
             </w:tcMar>
           </w:tcPr>
           <w:p>
-            <w:r>
-              <w:rPr>
-                <w:rFonts w:ascii="Arial" w:cs="Arial" w:eastAsia="Arial" w:hAnsi="Arial"/>
-                <w:sz w:val="20"/>
-                <w:szCs w:val="20"/>
+            <w:pPr>
+              <w:spacing w:after="80" w:before="80"/>
+            </w:pPr>
+            <w:r>
+              <w:rPr>
+                <w:rFonts w:ascii="Arial" w:cs="Arial" w:eastAsia="Arial" w:hAnsi="Arial"/>
+                <w:b/>
+                <w:bCs/>
+                <w:i w:val="false"/>
+                <w:iCs w:val="false"/>
+                <w:color w:val="000000"/>
+                <w:sz w:val="22"/>
+                <w:szCs w:val="22"/>
               </w:rPr>
               <w:t xml:space="preserve">Independent Practice / Code Along</w:t>
+            </w:r>
+            <w:r>
+              <w:rPr>
+                <w:rFonts w:ascii="Arial" w:cs="Arial" w:eastAsia="Arial" w:hAnsi="Arial"/>
+                <w:sz w:val="20"/>
+                <w:szCs w:val="20"/>
+              </w:rPr>
+              <w:br/>
+              <w:t xml:space="preserve"/>
+            </w:r>
+            <w:r>
+              <w:rPr>
+                <w:rFonts w:ascii="Arial" w:cs="Arial" w:eastAsia="Arial" w:hAnsi="Arial"/>
+                <w:b w:val="false"/>
+                <w:bCs w:val="false"/>
+                <w:i w:val="false"/>
+                <w:iCs w:val="false"/>
+                <w:color w:val="000000"/>
+                <w:sz w:val="20"/>
+                <w:szCs w:val="20"/>
+              </w:rPr>
+              <w:t xml:space="preserve">    Work through problems from the day's exercise set.</w:t>
+            </w:r>
+            <w:r>
+              <w:rPr>
+                <w:rFonts w:ascii="Arial" w:cs="Arial" w:eastAsia="Arial" w:hAnsi="Arial"/>
+                <w:sz w:val="20"/>
+                <w:szCs w:val="20"/>
+              </w:rPr>
+              <w:br/>
+              <w:t xml:space="preserve"/>
+            </w:r>
+            <w:r>
+              <w:rPr>
+                <w:rFonts w:ascii="Arial" w:cs="Arial" w:eastAsia="Arial" w:hAnsi="Arial"/>
+                <w:sz w:val="20"/>
+                <w:szCs w:val="20"/>
+              </w:rPr>
+              <w:br/>
+              <w:t xml:space="preserve"/>
+            </w:r>
+            <w:r>
+              <w:rPr>
+                <w:rFonts w:ascii="Arial" w:cs="Arial" w:eastAsia="Arial" w:hAnsi="Arial"/>
+                <w:b w:val="false"/>
+                <w:bCs w:val="false"/>
+                <w:i/>
+                <w:iCs/>
+                <w:color w:val="555555"/>
+                <w:sz w:val="20"/>
+                <w:szCs w:val="20"/>
+              </w:rPr>
+              <w:t xml:space="preserve">→ Teacher circulates — offer hints, check for understanding.</w:t>
             </w:r>
           </w:p>
         </w:tc>
@@ -435,9 +770,9 @@
               <w:right w:val="single" w:color="CCCCCC" w:sz="1"/>
             </w:tcBorders>
             <w:tcMar>
-              <w:top w:type="dxa" w:w="60"/>
+              <w:top w:type="dxa" w:w="80"/>
               <w:left w:type="dxa" w:w="120"/>
-              <w:bottom w:type="dxa" w:w="60"/>
+              <w:bottom w:type="dxa" w:w="80"/>
               <w:right w:type="dxa" w:w="120"/>
             </w:tcMar>
           </w:tcPr>
@@ -464,20 +799,90 @@
               <w:right w:val="single" w:color="CCCCCC" w:sz="1"/>
             </w:tcBorders>
             <w:tcMar>
-              <w:top w:type="dxa" w:w="60"/>
+              <w:top w:type="dxa" w:w="80"/>
               <w:left w:type="dxa" w:w="120"/>
-              <w:bottom w:type="dxa" w:w="60"/>
+              <w:bottom w:type="dxa" w:w="80"/>
               <w:right w:type="dxa" w:w="120"/>
             </w:tcMar>
           </w:tcPr>
           <w:p>
-            <w:r>
-              <w:rPr>
-                <w:rFonts w:ascii="Arial" w:cs="Arial" w:eastAsia="Arial" w:hAnsi="Arial"/>
-                <w:sz w:val="20"/>
-                <w:szCs w:val="20"/>
+            <w:pPr>
+              <w:spacing w:after="80" w:before="80"/>
+            </w:pPr>
+            <w:r>
+              <w:rPr>
+                <w:rFonts w:ascii="Arial" w:cs="Arial" w:eastAsia="Arial" w:hAnsi="Arial"/>
+                <w:b/>
+                <w:bCs/>
+                <w:i w:val="false"/>
+                <w:iCs w:val="false"/>
+                <w:color w:val="000000"/>
+                <w:sz w:val="22"/>
+                <w:szCs w:val="22"/>
               </w:rPr>
               <w:t xml:space="preserve">Exit Ticket / Wrap-Up</w:t>
+            </w:r>
+            <w:r>
+              <w:rPr>
+                <w:rFonts w:ascii="Arial" w:cs="Arial" w:eastAsia="Arial" w:hAnsi="Arial"/>
+                <w:sz w:val="20"/>
+                <w:szCs w:val="20"/>
+              </w:rPr>
+              <w:br/>
+              <w:t xml:space="preserve"/>
+            </w:r>
+            <w:r>
+              <w:rPr>
+                <w:rFonts w:ascii="Arial" w:cs="Arial" w:eastAsia="Arial" w:hAnsi="Arial"/>
+                <w:sz w:val="20"/>
+                <w:szCs w:val="20"/>
+              </w:rPr>
+              <w:br/>
+              <w:t xml:space="preserve"/>
+            </w:r>
+            <w:r>
+              <w:rPr>
+                <w:rFonts w:ascii="Arial" w:cs="Arial" w:eastAsia="Arial" w:hAnsi="Arial"/>
+                <w:b w:val="false"/>
+                <w:bCs w:val="false"/>
+                <w:i w:val="false"/>
+                <w:iCs w:val="false"/>
+                <w:color w:val="000000"/>
+                <w:sz w:val="20"/>
+                <w:szCs w:val="20"/>
+              </w:rPr>
+              <w:t xml:space="preserve">Quick Check: Reflect on my learning, understand assessment feedback, and consider my progress halfway through the course?</w:t>
+            </w:r>
+            <w:r>
+              <w:rPr>
+                <w:rFonts w:ascii="Arial" w:cs="Arial" w:eastAsia="Arial" w:hAnsi="Arial"/>
+                <w:sz w:val="20"/>
+                <w:szCs w:val="20"/>
+              </w:rPr>
+              <w:br/>
+              <w:t xml:space="preserve"/>
+            </w:r>
+            <w:r>
+              <w:rPr>
+                <w:rFonts w:ascii="Arial" w:cs="Arial" w:eastAsia="Arial" w:hAnsi="Arial"/>
+                <w:sz w:val="20"/>
+                <w:szCs w:val="20"/>
+              </w:rPr>
+              <w:br/>
+              <w:t xml:space="preserve"/>
+            </w:r>
+            <w:r>
+              <w:rPr>
+                <w:rFonts w:ascii="Arial" w:cs="Arial" w:eastAsia="Arial" w:hAnsi="Arial"/>
+                <w:b w:val="false"/>
+                <w:bCs w:val="false"/>
+                <w:i/>
+                <w:iCs/>
+                <w:color w:val="555555"/>
+                <w:sz w:val="20"/>
+                <w:szCs w:val="20"/>
+              </w:rPr>
+              <w:t xml:space="preserve">→ 3–2–1: Name 3 things learned, 2 new vocab words, 1 question you still have.</w:t>
             </w:r>
           </w:p>
         </w:tc>

--- a/Coding 1 - year/Unit 5 - Functions and Modularity/Daily Lesson Plans/Word/Day 120.docx
+++ b/Coding 1 - year/Unit 5 - Functions and Modularity/Daily Lesson Plans/Word/Day 120.docx
@@ -380,7 +380,7 @@
                 <w:sz w:val="20"/>
                 <w:szCs w:val="20"/>
               </w:rPr>
-              <w:t xml:space="preserve">    In your own words: Reflect on my learning, understand assessment feedback, and consider my progress halfway through the course?</w:t>
+              <w:t xml:space="preserve">    What factors would help you reflect on my learning, understand assessment feedback, and consider my progress halfway through the course? What trade-offs might you consider?</w:t>
             </w:r>
             <w:r>
               <w:rPr>
@@ -411,7 +411,7 @@
                 <w:sz w:val="20"/>
                 <w:szCs w:val="20"/>
               </w:rPr>
-              <w:t xml:space="preserve">Today's Goal: By the end of class you will be able to reflect on my learning, understand assessment feedback, and consider my progress halfway through the course.</w:t>
+              <w:t xml:space="preserve">Today’s Goal: By the end of class you will be able to reflect on my learning, understand assessment feedback, and consider my progress halfway through the course.</w:t>
             </w:r>
             <w:r>
               <w:rPr>
@@ -851,7 +851,7 @@
                 <w:sz w:val="20"/>
                 <w:szCs w:val="20"/>
               </w:rPr>
-              <w:t xml:space="preserve">Quick Check: Reflect on my learning, understand assessment feedback, and consider my progress halfway through the course?</w:t>
+              <w:t xml:space="preserve">What's one decision you made in your code today and why did you make it?</w:t>
             </w:r>
             <w:r>
               <w:rPr>

--- a/Coding 1 - year/Unit 5 - Functions and Modularity/Daily Lesson Plans/Word/Day 120.docx
+++ b/Coding 1 - year/Unit 5 - Functions and Modularity/Daily Lesson Plans/Word/Day 120.docx
@@ -403,6 +403,72 @@
             <w:r>
               <w:rPr>
                 <w:rFonts w:ascii="Arial" w:cs="Arial" w:eastAsia="Arial" w:hAnsi="Arial"/>
+                <w:b/>
+                <w:bCs/>
+                <w:i w:val="false"/>
+                <w:iCs w:val="false"/>
+                <w:color w:val="000000"/>
+                <w:sz w:val="20"/>
+                <w:szCs w:val="20"/>
+              </w:rPr>
+              <w:t xml:space="preserve">Vocabulary Preview — </w:t>
+            </w:r>
+            <w:r>
+              <w:rPr>
+                <w:rFonts w:ascii="Arial" w:cs="Arial" w:eastAsia="Arial" w:hAnsi="Arial"/>
+                <w:b w:val="false"/>
+                <w:bCs w:val="false"/>
+                <w:i w:val="false"/>
+                <w:iCs w:val="false"/>
+                <w:color w:val="000000"/>
+                <w:sz w:val="20"/>
+                <w:szCs w:val="20"/>
+              </w:rPr>
+              <w:t xml:space="preserve">terms we'll use today:</w:t>
+            </w:r>
+            <w:r>
+              <w:rPr>
+                <w:rFonts w:ascii="Arial" w:cs="Arial" w:eastAsia="Arial" w:hAnsi="Arial"/>
+                <w:sz w:val="20"/>
+                <w:szCs w:val="20"/>
+              </w:rPr>
+              <w:br/>
+              <w:t xml:space="preserve"/>
+            </w:r>
+            <w:r>
+              <w:rPr>
+                <w:rFonts w:ascii="Arial" w:cs="Arial" w:eastAsia="Arial" w:hAnsi="Arial"/>
+                <w:b w:val="false"/>
+                <w:bCs w:val="false"/>
+                <w:i w:val="false"/>
+                <w:iCs w:val="false"/>
+                <w:color w:val="000000"/>
+                <w:sz w:val="20"/>
+                <w:szCs w:val="20"/>
+              </w:rPr>
+              <w:t xml:space="preserve">    • review your assessment results   •   understand your mistakes   •   celebrate your progress   •   Look at what you got right   •   Look at what you got wrong   •   Identify patterns</w:t>
+            </w:r>
+            <w:r>
+              <w:rPr>
+                <w:rFonts w:ascii="Arial" w:cs="Arial" w:eastAsia="Arial" w:hAnsi="Arial"/>
+                <w:sz w:val="20"/>
+                <w:szCs w:val="20"/>
+              </w:rPr>
+              <w:br/>
+              <w:t xml:space="preserve"/>
+            </w:r>
+            <w:r>
+              <w:rPr>
+                <w:rFonts w:ascii="Arial" w:cs="Arial" w:eastAsia="Arial" w:hAnsi="Arial"/>
+                <w:sz w:val="20"/>
+                <w:szCs w:val="20"/>
+              </w:rPr>
+              <w:br/>
+              <w:t xml:space="preserve"/>
+            </w:r>
+            <w:r>
+              <w:rPr>
+                <w:rFonts w:ascii="Arial" w:cs="Arial" w:eastAsia="Arial" w:hAnsi="Arial"/>
                 <w:b w:val="false"/>
                 <w:bCs w:val="false"/>
                 <w:i/>
@@ -579,6 +645,310 @@
             <w:r>
               <w:rPr>
                 <w:rFonts w:ascii="Arial" w:cs="Arial" w:eastAsia="Arial" w:hAnsi="Arial"/>
+                <w:b w:val="false"/>
+                <w:bCs w:val="false"/>
+                <w:i w:val="false"/>
+                <w:iCs w:val="false"/>
+                <w:color w:val="000000"/>
+                <w:sz w:val="20"/>
+                <w:szCs w:val="20"/>
+              </w:rPr>
+              <w:t xml:space="preserve">Today is a chance to review your assessment results, understand your mistakes, and celebrate your progress. By Day 120, you're halfway through the year-long course. This is a good time to step back and reflect.</w:t>
+            </w:r>
+            <w:r>
+              <w:rPr>
+                <w:rFonts w:ascii="Arial" w:cs="Arial" w:eastAsia="Arial" w:hAnsi="Arial"/>
+                <w:sz w:val="20"/>
+                <w:szCs w:val="20"/>
+              </w:rPr>
+              <w:br/>
+              <w:t xml:space="preserve"/>
+            </w:r>
+            <w:r>
+              <w:rPr>
+                <w:rFonts w:ascii="Arial" w:cs="Arial" w:eastAsia="Arial" w:hAnsi="Arial"/>
+                <w:b w:val="false"/>
+                <w:bCs w:val="false"/>
+                <w:i w:val="false"/>
+                <w:iCs w:val="false"/>
+                <w:color w:val="000000"/>
+                <w:sz w:val="20"/>
+                <w:szCs w:val="20"/>
+              </w:rPr>
+              <w:t xml:space="preserve">Your teacher will return your graded assessments. For each problem:</w:t>
+            </w:r>
+            <w:r>
+              <w:rPr>
+                <w:rFonts w:ascii="Arial" w:cs="Arial" w:eastAsia="Arial" w:hAnsi="Arial"/>
+                <w:sz w:val="20"/>
+                <w:szCs w:val="20"/>
+              </w:rPr>
+              <w:br/>
+              <w:t xml:space="preserve"/>
+            </w:r>
+            <w:r>
+              <w:rPr>
+                <w:rFonts w:ascii="Arial" w:cs="Arial" w:eastAsia="Arial" w:hAnsi="Arial"/>
+                <w:sz w:val="20"/>
+                <w:szCs w:val="20"/>
+              </w:rPr>
+              <w:br/>
+              <w:t xml:space="preserve"/>
+            </w:r>
+            <w:r>
+              <w:rPr>
+                <w:rFonts w:ascii="Arial" w:cs="Arial" w:eastAsia="Arial" w:hAnsi="Arial"/>
+                <w:b/>
+                <w:bCs/>
+                <w:i w:val="false"/>
+                <w:iCs w:val="false"/>
+                <w:color w:val="000000"/>
+                <w:sz w:val="20"/>
+                <w:szCs w:val="20"/>
+              </w:rPr>
+              <w:t xml:space="preserve">Key Concepts:</w:t>
+            </w:r>
+            <w:r>
+              <w:rPr>
+                <w:rFonts w:ascii="Arial" w:cs="Arial" w:eastAsia="Arial" w:hAnsi="Arial"/>
+                <w:sz w:val="20"/>
+                <w:szCs w:val="20"/>
+              </w:rPr>
+              <w:br/>
+              <w:t xml:space="preserve"/>
+            </w:r>
+            <w:r>
+              <w:rPr>
+                <w:rFonts w:ascii="Arial" w:cs="Arial" w:eastAsia="Arial" w:hAnsi="Arial"/>
+                <w:b w:val="false"/>
+                <w:bCs w:val="false"/>
+                <w:i w:val="false"/>
+                <w:iCs w:val="false"/>
+                <w:color w:val="000000"/>
+                <w:sz w:val="20"/>
+                <w:szCs w:val="20"/>
+              </w:rPr>
+              <w:t xml:space="preserve">    • Look at what you got right — What did you do well? Can you explain why?</w:t>
+            </w:r>
+            <w:r>
+              <w:rPr>
+                <w:rFonts w:ascii="Arial" w:cs="Arial" w:eastAsia="Arial" w:hAnsi="Arial"/>
+                <w:sz w:val="20"/>
+                <w:szCs w:val="20"/>
+              </w:rPr>
+              <w:br/>
+              <w:t xml:space="preserve"/>
+            </w:r>
+            <w:r>
+              <w:rPr>
+                <w:rFonts w:ascii="Arial" w:cs="Arial" w:eastAsia="Arial" w:hAnsi="Arial"/>
+                <w:b w:val="false"/>
+                <w:bCs w:val="false"/>
+                <w:i w:val="false"/>
+                <w:iCs w:val="false"/>
+                <w:color w:val="000000"/>
+                <w:sz w:val="20"/>
+                <w:szCs w:val="20"/>
+              </w:rPr>
+              <w:t xml:space="preserve">    • Look at what you got wrong — What was the mistake? Do you understand the correct answer now?</w:t>
+            </w:r>
+            <w:r>
+              <w:rPr>
+                <w:rFonts w:ascii="Arial" w:cs="Arial" w:eastAsia="Arial" w:hAnsi="Arial"/>
+                <w:sz w:val="20"/>
+                <w:szCs w:val="20"/>
+              </w:rPr>
+              <w:br/>
+              <w:t xml:space="preserve"/>
+            </w:r>
+            <w:r>
+              <w:rPr>
+                <w:rFonts w:ascii="Arial" w:cs="Arial" w:eastAsia="Arial" w:hAnsi="Arial"/>
+                <w:b w:val="false"/>
+                <w:bCs w:val="false"/>
+                <w:i w:val="false"/>
+                <w:iCs w:val="false"/>
+                <w:color w:val="000000"/>
+                <w:sz w:val="20"/>
+                <w:szCs w:val="20"/>
+              </w:rPr>
+              <w:t xml:space="preserve">    • Identify patterns — Did you struggle with the same type of problem multiple times?</w:t>
+            </w:r>
+            <w:r>
+              <w:rPr>
+                <w:rFonts w:ascii="Arial" w:cs="Arial" w:eastAsia="Arial" w:hAnsi="Arial"/>
+                <w:sz w:val="20"/>
+                <w:szCs w:val="20"/>
+              </w:rPr>
+              <w:br/>
+              <w:t xml:space="preserve"/>
+            </w:r>
+            <w:r>
+              <w:rPr>
+                <w:rFonts w:ascii="Arial" w:cs="Arial" w:eastAsia="Arial" w:hAnsi="Arial"/>
+                <w:b w:val="false"/>
+                <w:bCs w:val="false"/>
+                <w:i w:val="false"/>
+                <w:iCs w:val="false"/>
+                <w:color w:val="000000"/>
+                <w:sz w:val="20"/>
+                <w:szCs w:val="20"/>
+              </w:rPr>
+              <w:t xml:space="preserve">    • Ask for help — If you don't understand why you lost points, ask your teacher</w:t>
+            </w:r>
+            <w:r>
+              <w:rPr>
+                <w:rFonts w:ascii="Arial" w:cs="Arial" w:eastAsia="Arial" w:hAnsi="Arial"/>
+                <w:sz w:val="20"/>
+                <w:szCs w:val="20"/>
+              </w:rPr>
+              <w:br/>
+              <w:t xml:space="preserve"/>
+            </w:r>
+            <w:r>
+              <w:rPr>
+                <w:rFonts w:ascii="Arial" w:cs="Arial" w:eastAsia="Arial" w:hAnsi="Arial"/>
+                <w:b w:val="false"/>
+                <w:bCs w:val="false"/>
+                <w:i w:val="false"/>
+                <w:iCs w:val="false"/>
+                <w:color w:val="000000"/>
+                <w:sz w:val="20"/>
+                <w:szCs w:val="20"/>
+              </w:rPr>
+              <w:t xml:space="preserve">    • Forgetting the colon after def</w:t>
+            </w:r>
+            <w:r>
+              <w:rPr>
+                <w:rFonts w:ascii="Arial" w:cs="Arial" w:eastAsia="Arial" w:hAnsi="Arial"/>
+                <w:sz w:val="20"/>
+                <w:szCs w:val="20"/>
+              </w:rPr>
+              <w:br/>
+              <w:t xml:space="preserve"/>
+            </w:r>
+            <w:r>
+              <w:rPr>
+                <w:rFonts w:ascii="Arial" w:cs="Arial" w:eastAsia="Arial" w:hAnsi="Arial"/>
+                <w:b w:val="false"/>
+                <w:bCs w:val="false"/>
+                <w:i w:val="false"/>
+                <w:iCs w:val="false"/>
+                <w:color w:val="000000"/>
+                <w:sz w:val="20"/>
+                <w:szCs w:val="20"/>
+              </w:rPr>
+              <w:t xml:space="preserve">    • Incorrect indentation</w:t>
+            </w:r>
+            <w:r>
+              <w:rPr>
+                <w:rFonts w:ascii="Arial" w:cs="Arial" w:eastAsia="Arial" w:hAnsi="Arial"/>
+                <w:sz w:val="20"/>
+                <w:szCs w:val="20"/>
+              </w:rPr>
+              <w:br/>
+              <w:t xml:space="preserve"/>
+            </w:r>
+            <w:r>
+              <w:rPr>
+                <w:rFonts w:ascii="Arial" w:cs="Arial" w:eastAsia="Arial" w:hAnsi="Arial"/>
+                <w:b w:val="false"/>
+                <w:bCs w:val="false"/>
+                <w:i w:val="false"/>
+                <w:iCs w:val="false"/>
+                <w:color w:val="000000"/>
+                <w:sz w:val="20"/>
+                <w:szCs w:val="20"/>
+              </w:rPr>
+              <w:t xml:space="preserve">    • Confusing parameters and arguments</w:t>
+            </w:r>
+            <w:r>
+              <w:rPr>
+                <w:rFonts w:ascii="Arial" w:cs="Arial" w:eastAsia="Arial" w:hAnsi="Arial"/>
+                <w:sz w:val="20"/>
+                <w:szCs w:val="20"/>
+              </w:rPr>
+              <w:br/>
+              <w:t xml:space="preserve"/>
+            </w:r>
+            <w:r>
+              <w:rPr>
+                <w:rFonts w:ascii="Arial" w:cs="Arial" w:eastAsia="Arial" w:hAnsi="Arial"/>
+                <w:b w:val="false"/>
+                <w:bCs w:val="false"/>
+                <w:i w:val="false"/>
+                <w:iCs w:val="false"/>
+                <w:color w:val="000000"/>
+                <w:sz w:val="20"/>
+                <w:szCs w:val="20"/>
+              </w:rPr>
+              <w:t xml:space="preserve">    • Printing instead of returning</w:t>
+            </w:r>
+            <w:r>
+              <w:rPr>
+                <w:rFonts w:ascii="Arial" w:cs="Arial" w:eastAsia="Arial" w:hAnsi="Arial"/>
+                <w:sz w:val="20"/>
+                <w:szCs w:val="20"/>
+              </w:rPr>
+              <w:br/>
+              <w:t xml:space="preserve"/>
+            </w:r>
+            <w:r>
+              <w:rPr>
+                <w:rFonts w:ascii="Arial" w:cs="Arial" w:eastAsia="Arial" w:hAnsi="Arial"/>
+                <w:sz w:val="20"/>
+                <w:szCs w:val="20"/>
+              </w:rPr>
+              <w:br/>
+              <w:t xml:space="preserve"/>
+            </w:r>
+            <w:r>
+              <w:rPr>
+                <w:rFonts w:ascii="Arial" w:cs="Arial" w:eastAsia="Arial" w:hAnsi="Arial"/>
+                <w:b/>
+                <w:bCs/>
+                <w:i w:val="false"/>
+                <w:iCs w:val="false"/>
+                <w:color w:val="000000"/>
+                <w:sz w:val="20"/>
+                <w:szCs w:val="20"/>
+              </w:rPr>
+              <w:t xml:space="preserve">Vocabulary: </w:t>
+            </w:r>
+            <w:r>
+              <w:rPr>
+                <w:rFonts w:ascii="Arial" w:cs="Arial" w:eastAsia="Arial" w:hAnsi="Arial"/>
+                <w:b w:val="false"/>
+                <w:bCs w:val="false"/>
+                <w:i w:val="false"/>
+                <w:iCs w:val="false"/>
+                <w:color w:val="000000"/>
+                <w:sz w:val="20"/>
+                <w:szCs w:val="20"/>
+              </w:rPr>
+              <w:t xml:space="preserve">review your assessment results, understand your mistakes, celebrate your progress, Look at what you got right, Look at what you got wrong, Identify patterns</w:t>
+            </w:r>
+            <w:r>
+              <w:rPr>
+                <w:rFonts w:ascii="Arial" w:cs="Arial" w:eastAsia="Arial" w:hAnsi="Arial"/>
+                <w:sz w:val="20"/>
+                <w:szCs w:val="20"/>
+              </w:rPr>
+              <w:br/>
+              <w:t xml:space="preserve"/>
+            </w:r>
+            <w:r>
+              <w:rPr>
+                <w:rFonts w:ascii="Arial" w:cs="Arial" w:eastAsia="Arial" w:hAnsi="Arial"/>
+                <w:sz w:val="20"/>
+                <w:szCs w:val="20"/>
+              </w:rPr>
+              <w:br/>
+              <w:t xml:space="preserve"/>
+            </w:r>
+            <w:r>
+              <w:rPr>
+                <w:rFonts w:ascii="Arial" w:cs="Arial" w:eastAsia="Arial" w:hAnsi="Arial"/>
                 <w:b/>
                 <w:bCs/>
                 <w:i/>
@@ -723,7 +1093,29 @@
                 <w:sz w:val="20"/>
                 <w:szCs w:val="20"/>
               </w:rPr>
-              <w:t xml:space="preserve">    Work through problems from the day's exercise set.</w:t>
+              <w:t xml:space="preserve">    Students complete the assessment independently.</w:t>
+            </w:r>
+            <w:r>
+              <w:rPr>
+                <w:rFonts w:ascii="Arial" w:cs="Arial" w:eastAsia="Arial" w:hAnsi="Arial"/>
+                <w:sz w:val="20"/>
+                <w:szCs w:val="20"/>
+              </w:rPr>
+              <w:br/>
+              <w:t xml:space="preserve"/>
+            </w:r>
+            <w:r>
+              <w:rPr>
+                <w:rFonts w:ascii="Arial" w:cs="Arial" w:eastAsia="Arial" w:hAnsi="Arial"/>
+                <w:b w:val="false"/>
+                <w:bCs w:val="false"/>
+                <w:i w:val="false"/>
+                <w:iCs w:val="false"/>
+                <w:color w:val="000000"/>
+                <w:sz w:val="20"/>
+                <w:szCs w:val="20"/>
+              </w:rPr>
+              <w:t xml:space="preserve">    Remind students to check their work before submitting.</w:t>
             </w:r>
             <w:r>
               <w:rPr>
@@ -891,6 +1283,717 @@
     <w:p>
       <w:pPr>
         <w:spacing w:after="200"/>
+      </w:pPr>
+    </w:p>
+    <w:p>
+      <w:pPr>
+        <w:pBdr>
+          <w:bottom w:val="single" w:color="2B5797" w:sz="4" w:space="4"/>
+        </w:pBdr>
+        <w:spacing w:after="100" w:before="120"/>
+      </w:pPr>
+      <w:r>
+        <w:rPr>
+          <w:rFonts w:ascii="Arial" w:cs="Arial" w:eastAsia="Arial" w:hAnsi="Arial"/>
+          <w:b/>
+          <w:bCs/>
+          <w:color w:val="2B5797"/>
+          <w:sz w:val="24"/>
+          <w:szCs w:val="24"/>
+        </w:rPr>
+        <w:t xml:space="preserve">Key Concepts</w:t>
+      </w:r>
+    </w:p>
+    <w:p>
+      <w:pPr>
+        <w:spacing w:after="60"/>
+      </w:pPr>
+      <w:r>
+        <w:rPr>
+          <w:rFonts w:ascii="Arial" w:cs="Arial" w:eastAsia="Arial" w:hAnsi="Arial"/>
+          <w:sz w:val="20"/>
+          <w:szCs w:val="20"/>
+        </w:rPr>
+        <w:t xml:space="preserve">Today is a chance to review your assessment results, understand your mistakes, and celebrate your progress. By Day 120, you're halfway through the year-long course. This is a good time to step back and reflect.</w:t>
+      </w:r>
+    </w:p>
+    <w:p>
+      <w:pPr>
+        <w:spacing w:after="60"/>
+      </w:pPr>
+      <w:r>
+        <w:rPr>
+          <w:rFonts w:ascii="Arial" w:cs="Arial" w:eastAsia="Arial" w:hAnsi="Arial"/>
+          <w:sz w:val="20"/>
+          <w:szCs w:val="20"/>
+        </w:rPr>
+        <w:t xml:space="preserve">Your teacher will return your graded assessments. For each problem:</w:t>
+      </w:r>
+    </w:p>
+    <w:p>
+      <w:pPr>
+        <w:spacing w:after="60"/>
+      </w:pPr>
+      <w:r>
+        <w:rPr>
+          <w:rFonts w:ascii="Arial" w:cs="Arial" w:eastAsia="Arial" w:hAnsi="Arial"/>
+          <w:sz w:val="20"/>
+          <w:szCs w:val="20"/>
+        </w:rPr>
+        <w:t xml:space="preserve">1. Look at what you got right — What did you do well? Can you explain why?</w:t>
+      </w:r>
+    </w:p>
+    <w:p>
+      <w:pPr>
+        <w:spacing w:after="60"/>
+      </w:pPr>
+      <w:r>
+        <w:rPr>
+          <w:rFonts w:ascii="Arial" w:cs="Arial" w:eastAsia="Arial" w:hAnsi="Arial"/>
+          <w:sz w:val="20"/>
+          <w:szCs w:val="20"/>
+        </w:rPr>
+        <w:t xml:space="preserve">2. Look at what you got wrong — What was the mistake? Do you understand the correct answer now?</w:t>
+      </w:r>
+    </w:p>
+    <w:p>
+      <w:pPr>
+        <w:spacing w:after="60"/>
+      </w:pPr>
+      <w:r>
+        <w:rPr>
+          <w:rFonts w:ascii="Arial" w:cs="Arial" w:eastAsia="Arial" w:hAnsi="Arial"/>
+          <w:sz w:val="20"/>
+          <w:szCs w:val="20"/>
+        </w:rPr>
+        <w:t xml:space="preserve">3. Identify patterns — Did you struggle with the same type of problem multiple times?</w:t>
+      </w:r>
+    </w:p>
+    <w:p>
+      <w:pPr>
+        <w:spacing w:after="60"/>
+      </w:pPr>
+      <w:r>
+        <w:rPr>
+          <w:rFonts w:ascii="Arial" w:cs="Arial" w:eastAsia="Arial" w:hAnsi="Arial"/>
+          <w:sz w:val="20"/>
+          <w:szCs w:val="20"/>
+        </w:rPr>
+        <w:t xml:space="preserve">4. Ask for help — If you don't understand why you lost points, ask your teacher</w:t>
+      </w:r>
+    </w:p>
+    <w:p>
+      <w:pPr>
+        <w:spacing w:after="60"/>
+      </w:pPr>
+      <w:r>
+        <w:rPr>
+          <w:rFonts w:ascii="Arial" w:cs="Arial" w:eastAsia="Arial" w:hAnsi="Arial"/>
+          <w:sz w:val="20"/>
+          <w:szCs w:val="20"/>
+        </w:rPr>
+        <w:t xml:space="preserve">Common areas where students struggle (and what to focus on):</w:t>
+      </w:r>
+    </w:p>
+    <w:p>
+      <w:pPr>
+        <w:spacing w:after="60"/>
+      </w:pPr>
+      <w:r>
+        <w:rPr>
+          <w:rFonts w:ascii="Arial" w:cs="Arial" w:eastAsia="Arial" w:hAnsi="Arial"/>
+          <w:sz w:val="20"/>
+          <w:szCs w:val="20"/>
+        </w:rPr>
+        <w:t xml:space="preserve">Function Syntax:</w:t>
+      </w:r>
+    </w:p>
+    <w:p>
+      <w:pPr>
+        <w:spacing w:after="60"/>
+        <w:ind w:left="360"/>
+      </w:pPr>
+      <w:r>
+        <w:rPr>
+          <w:rFonts w:ascii="Arial" w:cs="Arial" w:eastAsia="Arial" w:hAnsi="Arial"/>
+          <w:sz w:val="20"/>
+          <w:szCs w:val="20"/>
+        </w:rPr>
+        <w:t xml:space="preserve">• </w:t>
+      </w:r>
+      <w:r>
+        <w:rPr>
+          <w:rFonts w:ascii="Arial" w:cs="Arial" w:eastAsia="Arial" w:hAnsi="Arial"/>
+          <w:sz w:val="20"/>
+          <w:szCs w:val="20"/>
+        </w:rPr>
+        <w:t xml:space="preserve">Forgetting the colon after def</w:t>
+      </w:r>
+    </w:p>
+    <w:p>
+      <w:pPr>
+        <w:spacing w:after="60"/>
+        <w:ind w:left="360"/>
+      </w:pPr>
+      <w:r>
+        <w:rPr>
+          <w:rFonts w:ascii="Arial" w:cs="Arial" w:eastAsia="Arial" w:hAnsi="Arial"/>
+          <w:sz w:val="20"/>
+          <w:szCs w:val="20"/>
+        </w:rPr>
+        <w:t xml:space="preserve">• </w:t>
+      </w:r>
+      <w:r>
+        <w:rPr>
+          <w:rFonts w:ascii="Arial" w:cs="Arial" w:eastAsia="Arial" w:hAnsi="Arial"/>
+          <w:sz w:val="20"/>
+          <w:szCs w:val="20"/>
+        </w:rPr>
+        <w:t xml:space="preserve">Incorrect indentation</w:t>
+      </w:r>
+    </w:p>
+    <w:p>
+      <w:pPr>
+        <w:spacing w:after="60"/>
+        <w:ind w:left="360"/>
+      </w:pPr>
+      <w:r>
+        <w:rPr>
+          <w:rFonts w:ascii="Arial" w:cs="Arial" w:eastAsia="Arial" w:hAnsi="Arial"/>
+          <w:sz w:val="20"/>
+          <w:szCs w:val="20"/>
+        </w:rPr>
+        <w:t xml:space="preserve">• </w:t>
+      </w:r>
+      <w:r>
+        <w:rPr>
+          <w:rFonts w:ascii="Arial" w:cs="Arial" w:eastAsia="Arial" w:hAnsi="Arial"/>
+          <w:sz w:val="20"/>
+          <w:szCs w:val="20"/>
+        </w:rPr>
+        <w:t xml:space="preserve">Confusing parameters and arguments</w:t>
+      </w:r>
+    </w:p>
+    <w:p>
+      <w:pPr>
+        <w:spacing w:after="60"/>
+      </w:pPr>
+      <w:r>
+        <w:rPr>
+          <w:rFonts w:ascii="Arial" w:cs="Arial" w:eastAsia="Arial" w:hAnsi="Arial"/>
+          <w:sz w:val="20"/>
+          <w:szCs w:val="20"/>
+        </w:rPr>
+        <w:t xml:space="preserve">Return Values:</w:t>
+      </w:r>
+    </w:p>
+    <w:p>
+      <w:pPr>
+        <w:spacing w:after="60"/>
+        <w:ind w:left="360"/>
+      </w:pPr>
+      <w:r>
+        <w:rPr>
+          <w:rFonts w:ascii="Arial" w:cs="Arial" w:eastAsia="Arial" w:hAnsi="Arial"/>
+          <w:sz w:val="20"/>
+          <w:szCs w:val="20"/>
+        </w:rPr>
+        <w:t xml:space="preserve">• </w:t>
+      </w:r>
+      <w:r>
+        <w:rPr>
+          <w:rFonts w:ascii="Arial" w:cs="Arial" w:eastAsia="Arial" w:hAnsi="Arial"/>
+          <w:sz w:val="20"/>
+          <w:szCs w:val="20"/>
+        </w:rPr>
+        <w:t xml:space="preserve">Printing instead of returning</w:t>
+      </w:r>
+    </w:p>
+    <w:p>
+      <w:pPr>
+        <w:spacing w:after="60"/>
+        <w:ind w:left="360"/>
+      </w:pPr>
+      <w:r>
+        <w:rPr>
+          <w:rFonts w:ascii="Arial" w:cs="Arial" w:eastAsia="Arial" w:hAnsi="Arial"/>
+          <w:sz w:val="20"/>
+          <w:szCs w:val="20"/>
+        </w:rPr>
+        <w:t xml:space="preserve">• </w:t>
+      </w:r>
+      <w:r>
+        <w:rPr>
+          <w:rFonts w:ascii="Arial" w:cs="Arial" w:eastAsia="Arial" w:hAnsi="Arial"/>
+          <w:sz w:val="20"/>
+          <w:szCs w:val="20"/>
+        </w:rPr>
+        <w:t xml:space="preserve">Returning but not using the return value</w:t>
+      </w:r>
+    </w:p>
+    <w:p>
+      <w:pPr>
+        <w:spacing w:after="60"/>
+        <w:ind w:left="360"/>
+      </w:pPr>
+      <w:r>
+        <w:rPr>
+          <w:rFonts w:ascii="Arial" w:cs="Arial" w:eastAsia="Arial" w:hAnsi="Arial"/>
+          <w:sz w:val="20"/>
+          <w:szCs w:val="20"/>
+        </w:rPr>
+        <w:t xml:space="preserve">• </w:t>
+      </w:r>
+      <w:r>
+        <w:rPr>
+          <w:rFonts w:ascii="Arial" w:cs="Arial" w:eastAsia="Arial" w:hAnsi="Arial"/>
+          <w:sz w:val="20"/>
+          <w:szCs w:val="20"/>
+        </w:rPr>
+        <w:t xml:space="preserve">Multiple returns (only first one executes)</w:t>
+      </w:r>
+    </w:p>
+    <w:p>
+      <w:pPr>
+        <w:spacing w:after="60"/>
+      </w:pPr>
+      <w:r>
+        <w:rPr>
+          <w:rFonts w:ascii="Arial" w:cs="Arial" w:eastAsia="Arial" w:hAnsi="Arial"/>
+          <w:sz w:val="20"/>
+          <w:szCs w:val="20"/>
+        </w:rPr>
+        <w:t xml:space="preserve">Scope:</w:t>
+      </w:r>
+    </w:p>
+    <w:p>
+      <w:pPr>
+        <w:spacing w:after="60"/>
+        <w:ind w:left="360"/>
+      </w:pPr>
+      <w:r>
+        <w:rPr>
+          <w:rFonts w:ascii="Arial" w:cs="Arial" w:eastAsia="Arial" w:hAnsi="Arial"/>
+          <w:sz w:val="20"/>
+          <w:szCs w:val="20"/>
+        </w:rPr>
+        <w:t xml:space="preserve">• </w:t>
+      </w:r>
+      <w:r>
+        <w:rPr>
+          <w:rFonts w:ascii="Arial" w:cs="Arial" w:eastAsia="Arial" w:hAnsi="Arial"/>
+          <w:sz w:val="20"/>
+          <w:szCs w:val="20"/>
+        </w:rPr>
+        <w:t xml:space="preserve">Not realizing functions create new scope</w:t>
+      </w:r>
+    </w:p>
+    <w:p>
+      <w:pPr>
+        <w:spacing w:after="60"/>
+        <w:ind w:left="360"/>
+      </w:pPr>
+      <w:r>
+        <w:rPr>
+          <w:rFonts w:ascii="Arial" w:cs="Arial" w:eastAsia="Arial" w:hAnsi="Arial"/>
+          <w:sz w:val="20"/>
+          <w:szCs w:val="20"/>
+        </w:rPr>
+        <w:t xml:space="preserve">• </w:t>
+      </w:r>
+      <w:r>
+        <w:rPr>
+          <w:rFonts w:ascii="Arial" w:cs="Arial" w:eastAsia="Arial" w:hAnsi="Arial"/>
+          <w:sz w:val="20"/>
+          <w:szCs w:val="20"/>
+        </w:rPr>
+        <w:t xml:space="preserve">Forgetting that assignment creates a local variable</w:t>
+      </w:r>
+    </w:p>
+    <w:p>
+      <w:pPr>
+        <w:spacing w:after="60"/>
+        <w:ind w:left="360"/>
+      </w:pPr>
+      <w:r>
+        <w:rPr>
+          <w:rFonts w:ascii="Arial" w:cs="Arial" w:eastAsia="Arial" w:hAnsi="Arial"/>
+          <w:sz w:val="20"/>
+          <w:szCs w:val="20"/>
+        </w:rPr>
+        <w:t xml:space="preserve">• </w:t>
+      </w:r>
+      <w:r>
+        <w:rPr>
+          <w:rFonts w:ascii="Arial" w:cs="Arial" w:eastAsia="Arial" w:hAnsi="Arial"/>
+          <w:sz w:val="20"/>
+          <w:szCs w:val="20"/>
+        </w:rPr>
+        <w:t xml:space="preserve">Misunderstanding how global variables work</w:t>
+      </w:r>
+    </w:p>
+    <w:p>
+      <w:pPr>
+        <w:spacing w:after="60"/>
+      </w:pPr>
+      <w:r>
+        <w:rPr>
+          <w:rFonts w:ascii="Arial" w:cs="Arial" w:eastAsia="Arial" w:hAnsi="Arial"/>
+          <w:sz w:val="20"/>
+          <w:szCs w:val="20"/>
+        </w:rPr>
+        <w:t xml:space="preserve">Composition:</w:t>
+      </w:r>
+    </w:p>
+    <w:p>
+      <w:pPr>
+        <w:spacing w:after="60"/>
+        <w:ind w:left="360"/>
+      </w:pPr>
+      <w:r>
+        <w:rPr>
+          <w:rFonts w:ascii="Arial" w:cs="Arial" w:eastAsia="Arial" w:hAnsi="Arial"/>
+          <w:sz w:val="20"/>
+          <w:szCs w:val="20"/>
+        </w:rPr>
+        <w:t xml:space="preserve">• </w:t>
+      </w:r>
+      <w:r>
+        <w:rPr>
+          <w:rFonts w:ascii="Arial" w:cs="Arial" w:eastAsia="Arial" w:hAnsi="Arial"/>
+          <w:sz w:val="20"/>
+          <w:szCs w:val="20"/>
+        </w:rPr>
+        <w:t xml:space="preserve">Not realizing functions can call other functions</w:t>
+      </w:r>
+    </w:p>
+    <w:p>
+      <w:pPr>
+        <w:spacing w:after="60"/>
+        <w:ind w:left="360"/>
+      </w:pPr>
+      <w:r>
+        <w:rPr>
+          <w:rFonts w:ascii="Arial" w:cs="Arial" w:eastAsia="Arial" w:hAnsi="Arial"/>
+          <w:sz w:val="20"/>
+          <w:szCs w:val="20"/>
+        </w:rPr>
+        <w:t xml:space="preserve">• </w:t>
+      </w:r>
+      <w:r>
+        <w:rPr>
+          <w:rFonts w:ascii="Arial" w:cs="Arial" w:eastAsia="Arial" w:hAnsi="Arial"/>
+          <w:sz w:val="20"/>
+          <w:szCs w:val="20"/>
+        </w:rPr>
+        <w:t xml:space="preserve">Difficulty tracing the order of operations</w:t>
+      </w:r>
+    </w:p>
+    <w:p>
+      <w:pPr>
+        <w:spacing w:after="60"/>
+        <w:ind w:left="360"/>
+      </w:pPr>
+      <w:r>
+        <w:rPr>
+          <w:rFonts w:ascii="Arial" w:cs="Arial" w:eastAsia="Arial" w:hAnsi="Arial"/>
+          <w:sz w:val="20"/>
+          <w:szCs w:val="20"/>
+        </w:rPr>
+        <w:t xml:space="preserve">• </w:t>
+      </w:r>
+      <w:r>
+        <w:rPr>
+          <w:rFonts w:ascii="Arial" w:cs="Arial" w:eastAsia="Arial" w:hAnsi="Arial"/>
+          <w:sz w:val="20"/>
+          <w:szCs w:val="20"/>
+        </w:rPr>
+        <w:t xml:space="preserve">Not capturing return values properly</w:t>
+      </w:r>
+    </w:p>
+    <w:p>
+      <w:pPr>
+        <w:spacing w:after="60"/>
+      </w:pPr>
+      <w:r>
+        <w:rPr>
+          <w:rFonts w:ascii="Arial" w:cs="Arial" w:eastAsia="Arial" w:hAnsi="Arial"/>
+          <w:sz w:val="20"/>
+          <w:szCs w:val="20"/>
+        </w:rPr>
+        <w:t xml:space="preserve">Design:</w:t>
+      </w:r>
+    </w:p>
+    <w:p>
+      <w:pPr>
+        <w:spacing w:after="60"/>
+        <w:ind w:left="360"/>
+      </w:pPr>
+      <w:r>
+        <w:rPr>
+          <w:rFonts w:ascii="Arial" w:cs="Arial" w:eastAsia="Arial" w:hAnsi="Arial"/>
+          <w:sz w:val="20"/>
+          <w:szCs w:val="20"/>
+        </w:rPr>
+        <w:t xml:space="preserve">• </w:t>
+      </w:r>
+      <w:r>
+        <w:rPr>
+          <w:rFonts w:ascii="Arial" w:cs="Arial" w:eastAsia="Arial" w:hAnsi="Arial"/>
+          <w:sz w:val="20"/>
+          <w:szCs w:val="20"/>
+        </w:rPr>
+        <w:t xml:space="preserve">Writing one big function instead of breaking into pieces</w:t>
+      </w:r>
+    </w:p>
+    <w:p>
+      <w:pPr>
+        <w:spacing w:after="60"/>
+        <w:ind w:left="360"/>
+      </w:pPr>
+      <w:r>
+        <w:rPr>
+          <w:rFonts w:ascii="Arial" w:cs="Arial" w:eastAsia="Arial" w:hAnsi="Arial"/>
+          <w:sz w:val="20"/>
+          <w:szCs w:val="20"/>
+        </w:rPr>
+        <w:t xml:space="preserve">• </w:t>
+      </w:r>
+      <w:r>
+        <w:rPr>
+          <w:rFonts w:ascii="Arial" w:cs="Arial" w:eastAsia="Arial" w:hAnsi="Arial"/>
+          <w:sz w:val="20"/>
+          <w:szCs w:val="20"/>
+        </w:rPr>
+        <w:t xml:space="preserve">Using global variables unnecessarily</w:t>
+      </w:r>
+    </w:p>
+    <w:p>
+      <w:pPr>
+        <w:spacing w:after="60"/>
+        <w:ind w:left="360"/>
+      </w:pPr>
+      <w:r>
+        <w:rPr>
+          <w:rFonts w:ascii="Arial" w:cs="Arial" w:eastAsia="Arial" w:hAnsi="Arial"/>
+          <w:sz w:val="20"/>
+          <w:szCs w:val="20"/>
+        </w:rPr>
+        <w:t xml:space="preserve">• </w:t>
+      </w:r>
+      <w:r>
+        <w:rPr>
+          <w:rFonts w:ascii="Arial" w:cs="Arial" w:eastAsia="Arial" w:hAnsi="Arial"/>
+          <w:sz w:val="20"/>
+          <w:szCs w:val="20"/>
+        </w:rPr>
+        <w:t xml:space="preserve">Not using the main() pattern</w:t>
+      </w:r>
+    </w:p>
+    <w:p>
+      <w:pPr>
+        <w:spacing w:after="60"/>
+      </w:pPr>
+      <w:r>
+        <w:rPr>
+          <w:rFonts w:ascii="Arial" w:cs="Arial" w:eastAsia="Arial" w:hAnsi="Arial"/>
+          <w:sz w:val="20"/>
+          <w:szCs w:val="20"/>
+        </w:rPr>
+        <w:t xml:space="preserve">If you struggled with any of these, review the corresponding day's notes and practice problems. Every concept can be learned with practice.</w:t>
+      </w:r>
+    </w:p>
+    <w:p>
+      <w:pPr>
+        <w:spacing w:after="60"/>
+      </w:pPr>
+      <w:r>
+        <w:rPr>
+          <w:rFonts w:ascii="Arial" w:cs="Arial" w:eastAsia="Arial" w:hAnsi="Arial"/>
+          <w:sz w:val="20"/>
+          <w:szCs w:val="20"/>
+        </w:rPr>
+        <w:t xml:space="preserve">You've completed 120 days and 5 units of this course:</w:t>
+      </w:r>
+    </w:p>
+    <w:p>
+      <w:pPr>
+        <w:spacing w:after="60"/>
+      </w:pPr>
+      <w:r>
+        <w:rPr>
+          <w:rFonts w:ascii="Arial" w:cs="Arial" w:eastAsia="Arial" w:hAnsi="Arial"/>
+          <w:sz w:val="20"/>
+          <w:szCs w:val="20"/>
+        </w:rPr>
+        <w:t xml:space="preserve">Unit 1: Intro to Programming (Days 1–24)</w:t>
+      </w:r>
+    </w:p>
+    <w:p>
+      <w:pPr>
+        <w:spacing w:after="60"/>
+        <w:ind w:left="360"/>
+      </w:pPr>
+      <w:r>
+        <w:rPr>
+          <w:rFonts w:ascii="Arial" w:cs="Arial" w:eastAsia="Arial" w:hAnsi="Arial"/>
+          <w:sz w:val="20"/>
+          <w:szCs w:val="20"/>
+        </w:rPr>
+        <w:t xml:space="preserve">• </w:t>
+      </w:r>
+      <w:r>
+        <w:rPr>
+          <w:rFonts w:ascii="Arial" w:cs="Arial" w:eastAsia="Arial" w:hAnsi="Arial"/>
+          <w:sz w:val="20"/>
+          <w:szCs w:val="20"/>
+        </w:rPr>
+        <w:t xml:space="preserve">Algorithms, flowcharts, basic syntax</w:t>
+      </w:r>
+    </w:p>
+    <w:p>
+      <w:pPr>
+        <w:spacing w:after="60"/>
+      </w:pPr>
+      <w:r>
+        <w:rPr>
+          <w:rFonts w:ascii="Arial" w:cs="Arial" w:eastAsia="Arial" w:hAnsi="Arial"/>
+          <w:sz w:val="20"/>
+          <w:szCs w:val="20"/>
+        </w:rPr>
+        <w:t xml:space="preserve">Unit 2: Data Types and Variables (Days 25–48)</w:t>
+      </w:r>
+    </w:p>
+    <w:p>
+      <w:pPr>
+        <w:spacing w:after="60"/>
+        <w:ind w:left="360"/>
+      </w:pPr>
+      <w:r>
+        <w:rPr>
+          <w:rFonts w:ascii="Arial" w:cs="Arial" w:eastAsia="Arial" w:hAnsi="Arial"/>
+          <w:sz w:val="20"/>
+          <w:szCs w:val="20"/>
+        </w:rPr>
+        <w:t xml:space="preserve">• </w:t>
+      </w:r>
+      <w:r>
+        <w:rPr>
+          <w:rFonts w:ascii="Arial" w:cs="Arial" w:eastAsia="Arial" w:hAnsi="Arial"/>
+          <w:sz w:val="20"/>
+          <w:szCs w:val="20"/>
+        </w:rPr>
+        <w:t xml:space="preserve">Numbers, strings, variable assignment</w:t>
+      </w:r>
+    </w:p>
+    <w:p>
+      <w:pPr>
+        <w:spacing w:after="60"/>
+      </w:pPr>
+      <w:r>
+        <w:rPr>
+          <w:rFonts w:ascii="Arial" w:cs="Arial" w:eastAsia="Arial" w:hAnsi="Arial"/>
+          <w:sz w:val="20"/>
+          <w:szCs w:val="20"/>
+        </w:rPr>
+        <w:t xml:space="preserve">Unit 3: Control Flow (Days 49–72)</w:t>
+      </w:r>
+    </w:p>
+    <w:p>
+      <w:pPr>
+        <w:spacing w:after="60"/>
+        <w:ind w:left="360"/>
+      </w:pPr>
+      <w:r>
+        <w:rPr>
+          <w:rFonts w:ascii="Arial" w:cs="Arial" w:eastAsia="Arial" w:hAnsi="Arial"/>
+          <w:sz w:val="20"/>
+          <w:szCs w:val="20"/>
+        </w:rPr>
+        <w:t xml:space="preserve">• </w:t>
+      </w:r>
+      <w:r>
+        <w:rPr>
+          <w:rFonts w:ascii="Arial" w:cs="Arial" w:eastAsia="Arial" w:hAnsi="Arial"/>
+          <w:sz w:val="20"/>
+          <w:szCs w:val="20"/>
+        </w:rPr>
+        <w:t xml:space="preserve">Conditionals (if/elif/else), loops (for/while)</w:t>
+      </w:r>
+    </w:p>
+    <w:p>
+      <w:pPr>
+        <w:spacing w:after="60"/>
+      </w:pPr>
+      <w:r>
+        <w:rPr>
+          <w:rFonts w:ascii="Arial" w:cs="Arial" w:eastAsia="Arial" w:hAnsi="Arial"/>
+          <w:sz w:val="20"/>
+          <w:szCs w:val="20"/>
+        </w:rPr>
+        <w:t xml:space="preserve">Unit 4: Data Structures (Days 73–95)</w:t>
+      </w:r>
+    </w:p>
+    <w:p>
+      <w:pPr>
+        <w:spacing w:after="60"/>
+        <w:ind w:left="360"/>
+      </w:pPr>
+      <w:r>
+        <w:rPr>
+          <w:rFonts w:ascii="Arial" w:cs="Arial" w:eastAsia="Arial" w:hAnsi="Arial"/>
+          <w:sz w:val="20"/>
+          <w:szCs w:val="20"/>
+        </w:rPr>
+        <w:t xml:space="preserve">• </w:t>
+      </w:r>
+      <w:r>
+        <w:rPr>
+          <w:rFonts w:ascii="Arial" w:cs="Arial" w:eastAsia="Arial" w:hAnsi="Arial"/>
+          <w:sz w:val="20"/>
+          <w:szCs w:val="20"/>
+        </w:rPr>
+        <w:t xml:space="preserve">Lists, indexing, slicing, list methods</w:t>
+      </w:r>
+    </w:p>
+    <w:p>
+      <w:pPr>
+        <w:spacing w:after="60"/>
+      </w:pPr>
+      <w:r>
+        <w:rPr>
+          <w:rFonts w:ascii="Arial" w:cs="Arial" w:eastAsia="Arial" w:hAnsi="Arial"/>
+          <w:sz w:val="20"/>
+          <w:szCs w:val="20"/>
+        </w:rPr>
+        <w:t xml:space="preserve">Unit 5: Functions and Modularity (Days 96–120)</w:t>
+      </w:r>
+    </w:p>
+    <w:p>
+      <w:pPr>
+        <w:spacing w:after="60"/>
+        <w:ind w:left="360"/>
+      </w:pPr>
+      <w:r>
+        <w:rPr>
+          <w:rFonts w:ascii="Arial" w:cs="Arial" w:eastAsia="Arial" w:hAnsi="Arial"/>
+          <w:sz w:val="20"/>
+          <w:szCs w:val="20"/>
+        </w:rPr>
+        <w:t xml:space="preserve">• </w:t>
+      </w:r>
+      <w:r>
+        <w:rPr>
+          <w:rFonts w:ascii="Arial" w:cs="Arial" w:eastAsia="Arial" w:hAnsi="Arial"/>
+          <w:sz w:val="20"/>
+          <w:szCs w:val="20"/>
+        </w:rPr>
+        <w:t xml:space="preserve">Function definitions, parameters, return values, scope, composition</w:t>
+      </w:r>
+    </w:p>
+    <w:p>
+      <w:pPr>
+        <w:spacing w:after="160"/>
       </w:pPr>
     </w:p>
     <w:p>
